--- a/testakten/statusfeststellung-familienangehoerige-baeckerei-luenen/05_indizienmatrix_familienbetrieb.docx
+++ b/testakten/statusfeststellung-familienangehoerige-baeckerei-luenen/05_indizienmatrix_familienbetrieb.docx
@@ -2,73 +2,103 @@
 <file path=word/document.xml><?xml version="1.0" encoding="utf-8"?>
 <w:document xmlns:wpc="http://schemas.microsoft.com/office/word/2010/wordprocessingCanvas" xmlns:mo="http://schemas.microsoft.com/office/mac/office/2008/main" xmlns:mc="http://schemas.openxmlformats.org/markup-compatibility/2006" xmlns:mv="urn:schemas-microsoft-com:mac:vml" xmlns:o="urn:schemas-microsoft-com:office:office" xmlns:r="http://schemas.openxmlformats.org/officeDocument/2006/relationships" xmlns:m="http://schemas.openxmlformats.org/officeDocument/2006/math" xmlns:v="urn:schemas-microsoft-com:vml" xmlns:wp14="http://schemas.microsoft.com/office/word/2010/wordprocessingDrawing" xmlns:wp="http://schemas.openxmlformats.org/drawingml/2006/wordprocessingDrawing" xmlns:w10="urn:schemas-microsoft-com:office:word" xmlns:w="http://schemas.openxmlformats.org/wordprocessingml/2006/main" xmlns:w14="http://schemas.microsoft.com/office/word/2010/wordml" xmlns:wpg="http://schemas.microsoft.com/office/word/2010/wordprocessingGroup" xmlns:wpi="http://schemas.microsoft.com/office/word/2010/wordprocessingInk" xmlns:wne="http://schemas.microsoft.com/office/word/2006/wordml" xmlns:wps="http://schemas.microsoft.com/office/word/2010/wordprocessingShape" mc:Ignorable="w14 wp14">
   <w:body>
-    <w:p>
-      <w:pPr>
-        <w:jc w:val="left"/>
-      </w:pPr>
-      <w:r>
-        <w:rPr>
-          <w:rFonts w:ascii="Arial" w:hAnsi="Arial"/>
-          <w:b/>
-          <w:sz w:val="26"/>
-        </w:rPr>
-        <w:t>Rentenberatung Knüppel &amp; Partner</w:t>
-      </w:r>
-    </w:p>
-    <w:p>
-      <w:r>
-        <w:t>Brüderweg 11, 44135 Dortmund · Telefon 0231 44 08 72-0 · kanzlei@knueppel-rentenberatung.de</w:t>
-      </w:r>
-    </w:p>
-    <w:p>
-      <w:pPr>
-        <w:spacing w:after="240"/>
-      </w:pPr>
-      <w:r>
-        <w:rPr>
-          <w:i/>
-          <w:sz w:val="18"/>
-        </w:rPr>
-        <w:t>Unser Zeichen: BK-LU/2026-118 · Mandantin: Bäckerei Nolden GmbH · Stand: 03. Juli 2026</w:t>
-      </w:r>
-    </w:p>
-    <w:p>
-      <w:pPr>
-        <w:pStyle w:val="Heading1"/>
-        <w:spacing w:after="160"/>
-      </w:pPr>
-      <w:r>
-        <w:t>Indizienmatrix Status Familienangehörige</w:t>
-      </w:r>
-    </w:p>
-    <w:p>
-      <w:r>
-        <w:t>Betreff: Sozialversicherungsrechtliche Einordnung von Frau Carina Nolden und Herrn Jannes Nolden im Familienbetrieb der Bäckerei Nolden GmbH, Lünen.</w:t>
-      </w:r>
-    </w:p>
-    <w:p>
-      <w:r>
-        <w:t>Die Matrix ist aus Rechnungen, Schichtplänen, Bankbuchungen, Kassenprotokollen und den Angaben der Geschäftsführung erstellt. Sie ist als Arbeitsgrundlage für die Stellungnahme im Anhörungsverfahren gedacht und trennt bewusst die einzelnen Tätigkeitsbilder, damit der Prüfdienst nicht aus Familiennähe allein auf Beschäftigung schließt.</w:t>
-      </w:r>
-    </w:p>
     <w:tbl>
       <w:tblPr>
-        <w:tblStyle w:val="TableGrid"/>
         <w:tblW w:type="auto" w:w="0"/>
         <w:jc w:val="center"/>
+        <w:tblLayout w:type="fixed"/>
         <w:tblLook w:firstColumn="1" w:firstRow="1" w:lastColumn="0" w:lastRow="0" w:noHBand="0" w:noVBand="1" w:val="04A0"/>
       </w:tblPr>
       <w:tblGrid>
-        <w:gridCol w:w="2464"/>
-        <w:gridCol w:w="2464"/>
-        <w:gridCol w:w="2464"/>
-        <w:gridCol w:w="2464"/>
+        <w:gridCol w:w="5556"/>
+        <w:gridCol w:w="3515"/>
       </w:tblGrid>
       <w:tr>
         <w:tc>
           <w:tcPr>
-            <w:tcW w:type="dxa" w:w="1701"/>
-            <w:shd w:fill="EAF2F3"/>
+            <w:tcW w:type="dxa" w:w="5556"/>
+            <w:vAlign w:val="center"/>
+            <w:tcMar>
+              <w:top w:w="70" w:type="dxa"/>
+              <w:left w:w="70" w:type="dxa"/>
+              <w:bottom w:w="70" w:type="dxa"/>
+              <w:right w:w="70" w:type="dxa"/>
+            </w:tcMar>
+          </w:tcPr>
+          <w:p>
+            <w:pPr>
+              <w:spacing w:after="0"/>
+            </w:pPr>
+            <w:r>
+              <w:rPr>
+                <w:rFonts w:ascii="Arial" w:hAnsi="Arial"/>
+                <w:b/>
+                <w:color w:val="24364B"/>
+                <w:sz w:val="30"/>
+              </w:rPr>
+              <w:t>KNÜPPEL &amp; PARTNER RENTENBERATUNG</w:t>
+            </w:r>
+          </w:p>
+        </w:tc>
+        <w:tc>
+          <w:tcPr>
+            <w:tcW w:type="dxa" w:w="3515"/>
+            <w:vAlign w:val="center"/>
+            <w:tcMar>
+              <w:top w:w="70" w:type="dxa"/>
+              <w:left w:w="70" w:type="dxa"/>
+              <w:bottom w:w="70" w:type="dxa"/>
+              <w:right w:w="70" w:type="dxa"/>
+            </w:tcMar>
+          </w:tcPr>
+          <w:p>
+            <w:pPr>
+              <w:spacing w:after="0"/>
+              <w:jc w:val="right"/>
+            </w:pPr>
+            <w:r>
+              <w:rPr>
+                <w:rFonts w:ascii="Arial" w:hAnsi="Arial"/>
+                <w:sz w:val="16"/>
+              </w:rPr>
+              <w:t>Brüderweg 11 · 44135 Dortmund</w:t>
+              <w:br/>
+              <w:t>Telefon 0231 440 87-20</w:t>
+              <w:br/>
+              <w:t>kanzlei@knueppel-rentenberatung.de</w:t>
+            </w:r>
+          </w:p>
+        </w:tc>
+      </w:tr>
+    </w:tbl>
+    <w:p>
+      <w:pPr>
+        <w:spacing w:after="40"/>
+      </w:pPr>
+    </w:p>
+    <w:tbl>
+      <w:tblPr>
+        <w:tblW w:type="auto" w:w="0"/>
+        <w:jc w:val="left"/>
+        <w:tblLayout w:type="fixed"/>
+        <w:tblLook w:firstColumn="1" w:firstRow="1" w:lastColumn="0" w:lastRow="0" w:noHBand="0" w:noVBand="1" w:val="04A0"/>
+      </w:tblPr>
+      <w:tblGrid>
+        <w:gridCol w:w="2041"/>
+        <w:gridCol w:w="6973"/>
+      </w:tblGrid>
+      <w:tr>
+        <w:tc>
+          <w:tcPr>
+            <w:tcW w:type="dxa" w:w="2041"/>
+            <w:shd w:fill="E9EEF2"/>
+            <w:tcMar>
+              <w:top w:w="90" w:type="dxa"/>
+              <w:left w:w="90" w:type="dxa"/>
+              <w:bottom w:w="90" w:type="dxa"/>
+              <w:right w:w="90" w:type="dxa"/>
+            </w:tcMar>
+            <w:vAlign w:val="center"/>
           </w:tcPr>
           <w:p>
             <w:r>
@@ -77,14 +107,44 @@
                 <w:b/>
                 <w:sz w:val="18"/>
               </w:rPr>
-              <w:t>Prüffeld</w:t>
+              <w:t>Mandantin</w:t>
             </w:r>
           </w:p>
         </w:tc>
         <w:tc>
           <w:tcPr>
-            <w:tcW w:type="dxa" w:w="2835"/>
-            <w:shd w:fill="EAF2F3"/>
+            <w:tcW w:type="dxa" w:w="6973"/>
+            <w:tcMar>
+              <w:top w:w="90" w:type="dxa"/>
+              <w:left w:w="90" w:type="dxa"/>
+              <w:bottom w:w="90" w:type="dxa"/>
+              <w:right w:w="90" w:type="dxa"/>
+            </w:tcMar>
+            <w:vAlign w:val="center"/>
+          </w:tcPr>
+          <w:p>
+            <w:r>
+              <w:rPr>
+                <w:rFonts w:ascii="Arial" w:hAnsi="Arial"/>
+                <w:sz w:val="18"/>
+              </w:rPr>
+              <w:t>Bäckerei Kleinschmidt OHG, Lange Straße 41, 44532 Lünen</w:t>
+            </w:r>
+          </w:p>
+        </w:tc>
+      </w:tr>
+      <w:tr>
+        <w:tc>
+          <w:tcPr>
+            <w:tcW w:type="dxa" w:w="2041"/>
+            <w:shd w:fill="E9EEF2"/>
+            <w:tcMar>
+              <w:top w:w="90" w:type="dxa"/>
+              <w:left w:w="90" w:type="dxa"/>
+              <w:bottom w:w="90" w:type="dxa"/>
+              <w:right w:w="90" w:type="dxa"/>
+            </w:tcMar>
+            <w:vAlign w:val="center"/>
           </w:tcPr>
           <w:p>
             <w:r>
@@ -93,14 +153,44 @@
                 <w:b/>
                 <w:sz w:val="18"/>
               </w:rPr>
-              <w:t>Carina Nolden</w:t>
+              <w:t>Betroffene</w:t>
             </w:r>
           </w:p>
         </w:tc>
         <w:tc>
           <w:tcPr>
-            <w:tcW w:type="dxa" w:w="2551"/>
-            <w:shd w:fill="EAF2F3"/>
+            <w:tcW w:type="dxa" w:w="6973"/>
+            <w:tcMar>
+              <w:top w:w="90" w:type="dxa"/>
+              <w:left w:w="90" w:type="dxa"/>
+              <w:bottom w:w="90" w:type="dxa"/>
+              <w:right w:w="90" w:type="dxa"/>
+            </w:tcMar>
+            <w:vAlign w:val="center"/>
+          </w:tcPr>
+          <w:p>
+            <w:r>
+              <w:rPr>
+                <w:rFonts w:ascii="Arial" w:hAnsi="Arial"/>
+                <w:sz w:val="18"/>
+              </w:rPr>
+              <w:t>Nora Kleinschmidt, Kleinschmidt Büroservice</w:t>
+            </w:r>
+          </w:p>
+        </w:tc>
+      </w:tr>
+      <w:tr>
+        <w:tc>
+          <w:tcPr>
+            <w:tcW w:type="dxa" w:w="2041"/>
+            <w:shd w:fill="E9EEF2"/>
+            <w:tcMar>
+              <w:top w:w="90" w:type="dxa"/>
+              <w:left w:w="90" w:type="dxa"/>
+              <w:bottom w:w="90" w:type="dxa"/>
+              <w:right w:w="90" w:type="dxa"/>
+            </w:tcMar>
+            <w:vAlign w:val="center"/>
           </w:tcPr>
           <w:p>
             <w:r>
@@ -109,14 +199,44 @@
                 <w:b/>
                 <w:sz w:val="18"/>
               </w:rPr>
-              <w:t>Jannes Nolden</w:t>
+              <w:t>Verfahren</w:t>
             </w:r>
           </w:p>
         </w:tc>
         <w:tc>
           <w:tcPr>
-            <w:tcW w:type="dxa" w:w="2268"/>
-            <w:shd w:fill="EAF2F3"/>
+            <w:tcW w:type="dxa" w:w="6973"/>
+            <w:tcMar>
+              <w:top w:w="90" w:type="dxa"/>
+              <w:left w:w="90" w:type="dxa"/>
+              <w:bottom w:w="90" w:type="dxa"/>
+              <w:right w:w="90" w:type="dxa"/>
+            </w:tcMar>
+            <w:vAlign w:val="center"/>
+          </w:tcPr>
+          <w:p>
+            <w:r>
+              <w:rPr>
+                <w:rFonts w:ascii="Arial" w:hAnsi="Arial"/>
+                <w:sz w:val="18"/>
+              </w:rPr>
+              <w:t>DRV Bund, Statusfeststellung; Stellungnahmefrist 22. Juli 2026</w:t>
+            </w:r>
+          </w:p>
+        </w:tc>
+      </w:tr>
+      <w:tr>
+        <w:tc>
+          <w:tcPr>
+            <w:tcW w:type="dxa" w:w="2041"/>
+            <w:shd w:fill="E9EEF2"/>
+            <w:tcMar>
+              <w:top w:w="90" w:type="dxa"/>
+              <w:left w:w="90" w:type="dxa"/>
+              <w:bottom w:w="90" w:type="dxa"/>
+              <w:right w:w="90" w:type="dxa"/>
+            </w:tcMar>
+            <w:vAlign w:val="center"/>
           </w:tcPr>
           <w:p>
             <w:r>
@@ -125,7 +245,28 @@
                 <w:b/>
                 <w:sz w:val="18"/>
               </w:rPr>
-              <w:t>Belegstelle</w:t>
+              <w:t>Unser Zeichen</w:t>
+            </w:r>
+          </w:p>
+        </w:tc>
+        <w:tc>
+          <w:tcPr>
+            <w:tcW w:type="dxa" w:w="6973"/>
+            <w:tcMar>
+              <w:top w:w="90" w:type="dxa"/>
+              <w:left w:w="90" w:type="dxa"/>
+              <w:bottom w:w="90" w:type="dxa"/>
+              <w:right w:w="90" w:type="dxa"/>
+            </w:tcMar>
+            <w:vAlign w:val="center"/>
+          </w:tcPr>
+          <w:p>
+            <w:r>
+              <w:rPr>
+                <w:rFonts w:ascii="Arial" w:hAnsi="Arial"/>
+                <w:sz w:val="18"/>
+              </w:rPr>
+              <w:t>BK-LU/2026-118</w:t>
             </w:r>
           </w:p>
         </w:tc>
@@ -133,296 +274,15 @@
       <w:tr>
         <w:tc>
           <w:tcPr>
-            <w:tcW w:type="dxa" w:w="1701"/>
-            <w:vAlign w:val="top"/>
-          </w:tcPr>
-          <w:p>
-            <w:r>
-              <w:rPr>
-                <w:rFonts w:ascii="Arial" w:hAnsi="Arial"/>
-                <w:sz w:val="18"/>
-              </w:rPr>
-              <w:t>Weisungsbindung</w:t>
-            </w:r>
-          </w:p>
-        </w:tc>
-        <w:tc>
-          <w:tcPr>
-            <w:tcW w:type="dxa" w:w="2835"/>
-            <w:vAlign w:val="top"/>
-          </w:tcPr>
-          <w:p>
-            <w:r>
-              <w:rPr>
-                <w:rFonts w:ascii="Arial" w:hAnsi="Arial"/>
-                <w:sz w:val="18"/>
-              </w:rPr>
-              <w:t>Öffnet die Filiale Münsterstraße montags bis donnerstags nach dem Wochenplan. Sortimentswechsel, Urlaubsvertretung und Öffnungszeiten werden von Dieter Nolden festgelegt.</w:t>
-            </w:r>
-          </w:p>
-        </w:tc>
-        <w:tc>
-          <w:tcPr>
-            <w:tcW w:type="dxa" w:w="2551"/>
-            <w:vAlign w:val="top"/>
-          </w:tcPr>
-          <w:p>
-            <w:r>
-              <w:rPr>
-                <w:rFonts w:ascii="Arial" w:hAnsi="Arial"/>
-                <w:sz w:val="18"/>
-              </w:rPr>
-              <w:t>Übernimmt einzelne Wochenendmarktstände; Warenmenge und Standort werden vorher abgestimmt, Durchführung vor Ort überwiegend eigenständig.</w:t>
-            </w:r>
-          </w:p>
-        </w:tc>
-        <w:tc>
-          <w:tcPr>
-            <w:tcW w:type="dxa" w:w="2268"/>
-            <w:vAlign w:val="top"/>
-          </w:tcPr>
-          <w:p>
-            <w:r>
-              <w:rPr>
-                <w:rFonts w:ascii="Arial" w:hAnsi="Arial"/>
-                <w:sz w:val="18"/>
-              </w:rPr>
-              <w:t>Dienstplan April bis Juni 2026, Kassenabschlusslisten, Familienchat-Ausdrucke</w:t>
-            </w:r>
-          </w:p>
-        </w:tc>
-      </w:tr>
-      <w:tr>
-        <w:tc>
-          <w:tcPr>
-            <w:tcW w:type="dxa" w:w="1701"/>
-            <w:vAlign w:val="top"/>
-          </w:tcPr>
-          <w:p>
-            <w:r>
-              <w:rPr>
-                <w:rFonts w:ascii="Arial" w:hAnsi="Arial"/>
-                <w:sz w:val="18"/>
-              </w:rPr>
-              <w:t>Eingliederung</w:t>
-            </w:r>
-          </w:p>
-        </w:tc>
-        <w:tc>
-          <w:tcPr>
-            <w:tcW w:type="dxa" w:w="2835"/>
-            <w:vAlign w:val="top"/>
-          </w:tcPr>
-          <w:p>
-            <w:r>
-              <w:rPr>
-                <w:rFonts w:ascii="Arial" w:hAnsi="Arial"/>
-                <w:sz w:val="18"/>
-              </w:rPr>
-              <w:t>Kassenzugang, Schlüsselgewalt, Teamchat und Einweisung neuer Aushilfen sprechen deutlich für eine betriebliche Einbindung.</w:t>
-            </w:r>
-          </w:p>
-        </w:tc>
-        <w:tc>
-          <w:tcPr>
-            <w:tcW w:type="dxa" w:w="2551"/>
-            <w:vAlign w:val="top"/>
-          </w:tcPr>
-          <w:p>
-            <w:r>
-              <w:rPr>
-                <w:rFonts w:ascii="Arial" w:hAnsi="Arial"/>
-                <w:sz w:val="18"/>
-              </w:rPr>
-              <w:t>Nutzt eigenes Marktzelt und eigenes Backzubehör, rechnet aber über die Gesellschaft ab und verwendet deren Waren.</w:t>
-            </w:r>
-          </w:p>
-        </w:tc>
-        <w:tc>
-          <w:tcPr>
-            <w:tcW w:type="dxa" w:w="2268"/>
-            <w:vAlign w:val="top"/>
-          </w:tcPr>
-          <w:p>
-            <w:r>
-              <w:rPr>
-                <w:rFonts w:ascii="Arial" w:hAnsi="Arial"/>
-                <w:sz w:val="18"/>
-              </w:rPr>
-              <w:t>Inventarliste Marktstand, Kassenzugangsliste, Rechnung Nr. 2026-04</w:t>
-            </w:r>
-          </w:p>
-        </w:tc>
-      </w:tr>
-      <w:tr>
-        <w:tc>
-          <w:tcPr>
-            <w:tcW w:type="dxa" w:w="1701"/>
-            <w:vAlign w:val="top"/>
-          </w:tcPr>
-          <w:p>
-            <w:r>
-              <w:rPr>
-                <w:rFonts w:ascii="Arial" w:hAnsi="Arial"/>
-                <w:sz w:val="18"/>
-              </w:rPr>
-              <w:t>Unternehmerrisiko</w:t>
-            </w:r>
-          </w:p>
-        </w:tc>
-        <w:tc>
-          <w:tcPr>
-            <w:tcW w:type="dxa" w:w="2835"/>
-            <w:vAlign w:val="top"/>
-          </w:tcPr>
-          <w:p>
-            <w:r>
-              <w:rPr>
-                <w:rFonts w:ascii="Arial" w:hAnsi="Arial"/>
-                <w:sz w:val="18"/>
-              </w:rPr>
-              <w:t>Monatliche Pauschale von 2.150 Euro ohne nachweisbare Ausfallhaftung; keine eigenen Mitarbeiter und keine eigene Werbung.</w:t>
-            </w:r>
-          </w:p>
-        </w:tc>
-        <w:tc>
-          <w:tcPr>
-            <w:tcW w:type="dxa" w:w="2551"/>
-            <w:vAlign w:val="top"/>
-          </w:tcPr>
-          <w:p>
-            <w:r>
-              <w:rPr>
-                <w:rFonts w:ascii="Arial" w:hAnsi="Arial"/>
-                <w:sz w:val="18"/>
-              </w:rPr>
-              <w:t>Variable Abrechnung nach Markttag, aber kaum eigene Investitionen und kein eigenständiger Kundenstamm.</w:t>
-            </w:r>
-          </w:p>
-        </w:tc>
-        <w:tc>
-          <w:tcPr>
-            <w:tcW w:type="dxa" w:w="2268"/>
-            <w:vAlign w:val="top"/>
-          </w:tcPr>
-          <w:p>
-            <w:r>
-              <w:rPr>
-                <w:rFonts w:ascii="Arial" w:hAnsi="Arial"/>
-                <w:sz w:val="18"/>
-              </w:rPr>
-              <w:t>Rechnungen Januar bis Mai 2026, Kontoauszug Sparkasse Lünen</w:t>
-            </w:r>
-          </w:p>
-        </w:tc>
-      </w:tr>
-      <w:tr>
-        <w:tc>
-          <w:tcPr>
-            <w:tcW w:type="dxa" w:w="1701"/>
-            <w:vAlign w:val="top"/>
-          </w:tcPr>
-          <w:p>
-            <w:r>
-              <w:rPr>
-                <w:rFonts w:ascii="Arial" w:hAnsi="Arial"/>
-                <w:sz w:val="18"/>
-              </w:rPr>
-              <w:t>Familienhilfe</w:t>
-            </w:r>
-          </w:p>
-        </w:tc>
-        <w:tc>
-          <w:tcPr>
-            <w:tcW w:type="dxa" w:w="2835"/>
-            <w:vAlign w:val="top"/>
-          </w:tcPr>
-          <w:p>
-            <w:r>
-              <w:rPr>
-                <w:rFonts w:ascii="Arial" w:hAnsi="Arial"/>
-                <w:sz w:val="18"/>
-              </w:rPr>
-              <w:t>Nach der Erkrankung der Mutter wurde die Tätigkeit zunächst als familiäre Überbrückung begonnen; seit 2024 feste Schichten und Vertretungsplanung.</w:t>
-            </w:r>
-          </w:p>
-        </w:tc>
-        <w:tc>
-          <w:tcPr>
-            <w:tcW w:type="dxa" w:w="2551"/>
-            <w:vAlign w:val="top"/>
-          </w:tcPr>
-          <w:p>
-            <w:r>
-              <w:rPr>
-                <w:rFonts w:ascii="Arial" w:hAnsi="Arial"/>
-                <w:sz w:val="18"/>
-              </w:rPr>
-              <w:t>Einsatz bleibt stärker gelegenheitsbezogen und kann getrennt bewertet werden.</w:t>
-            </w:r>
-          </w:p>
-        </w:tc>
-        <w:tc>
-          <w:tcPr>
-            <w:tcW w:type="dxa" w:w="2268"/>
-            <w:vAlign w:val="top"/>
-          </w:tcPr>
-          <w:p>
-            <w:r>
-              <w:rPr>
-                <w:rFonts w:ascii="Arial" w:hAnsi="Arial"/>
-                <w:sz w:val="18"/>
-              </w:rPr>
-              <w:t>Mandatsnotiz vom 29. Juni 2026, ärztliche Bescheinigung Mutter</w:t>
-            </w:r>
-          </w:p>
-        </w:tc>
-      </w:tr>
-    </w:tbl>
-    <w:p/>
-    <w:p>
-      <w:pPr>
-        <w:pStyle w:val="Heading2"/>
-      </w:pPr>
-      <w:r>
-        <w:t>Vorläufige Bewertung</w:t>
-      </w:r>
-    </w:p>
-    <w:p>
-      <w:r>
-        <w:t>Für Carina Nolden überwiegen Beschäftigungsindizien, vor allem wegen dauerhafter Filialverantwortung, Kassenzugang, Dienstplaneinbindung und fehlendem eigenem Unternehmerrisiko. Die Stellungnahme sollte daher nicht pauschal Selbständigkeit behaupten, sondern zeitlich und funktional differenzieren: Büroservice und einzelne Social-Media-Leistungen sind schwächer eingegliedert, die operative Filialleitung dagegen stark.</w:t>
-      </w:r>
-    </w:p>
-    <w:p>
-      <w:r>
-        <w:t>Für Jannes Nolden ist die Lage offener. Seine Markteinsätze haben selbständigere Elemente, bleiben aber wegen Warenbezug, Abrechnung und Außenauftritt der Bäckerei beweisbedürftig. Der Vortrag muss trennen, ob eine punktuelle Familienmithilfe, eine arbeitnehmerähnliche Beschäftigung oder ein echter externer Auftrag vorlag.</w:t>
-      </w:r>
-    </w:p>
-    <w:p>
-      <w:pPr>
-        <w:pStyle w:val="Heading2"/>
-      </w:pPr>
-      <w:r>
-        <w:t>Nächste Belege</w:t>
-      </w:r>
-    </w:p>
-    <w:tbl>
-      <w:tblPr>
-        <w:tblStyle w:val="TableGrid"/>
-        <w:tblW w:type="auto" w:w="0"/>
-        <w:jc w:val="center"/>
-        <w:tblLook w:firstColumn="1" w:firstRow="1" w:lastColumn="0" w:lastRow="0" w:noHBand="0" w:noVBand="1" w:val="04A0"/>
-      </w:tblPr>
-      <w:tblGrid>
-        <w:gridCol w:w="3286"/>
-        <w:gridCol w:w="3286"/>
-        <w:gridCol w:w="3286"/>
-      </w:tblGrid>
-      <w:tr>
-        <w:tc>
-          <w:tcPr>
-            <w:tcW w:type="dxa" w:w="2948"/>
-            <w:shd w:fill="EAF2F3"/>
+            <w:tcW w:type="dxa" w:w="2041"/>
+            <w:shd w:fill="E9EEF2"/>
+            <w:tcMar>
+              <w:top w:w="90" w:type="dxa"/>
+              <w:left w:w="90" w:type="dxa"/>
+              <w:bottom w:w="90" w:type="dxa"/>
+              <w:right w:w="90" w:type="dxa"/>
+            </w:tcMar>
+            <w:vAlign w:val="center"/>
           </w:tcPr>
           <w:p>
             <w:r>
@@ -431,39 +291,162 @@
                 <w:b/>
                 <w:sz w:val="18"/>
               </w:rPr>
-              <w:t>Unterlage</w:t>
+              <w:t>Stand</w:t>
             </w:r>
           </w:p>
         </w:tc>
         <w:tc>
           <w:tcPr>
-            <w:tcW w:type="dxa" w:w="1701"/>
-            <w:shd w:fill="EAF2F3"/>
+            <w:tcW w:type="dxa" w:w="6973"/>
+            <w:tcMar>
+              <w:top w:w="90" w:type="dxa"/>
+              <w:left w:w="90" w:type="dxa"/>
+              <w:bottom w:w="90" w:type="dxa"/>
+              <w:right w:w="90" w:type="dxa"/>
+            </w:tcMar>
+            <w:vAlign w:val="center"/>
+          </w:tcPr>
+          <w:p>
+            <w:r>
+              <w:rPr>
+                <w:rFonts w:ascii="Arial" w:hAnsi="Arial"/>
+                <w:sz w:val="18"/>
+              </w:rPr>
+              <w:t>3. Juli 2026</w:t>
+            </w:r>
+          </w:p>
+        </w:tc>
+      </w:tr>
+    </w:tbl>
+    <w:p>
+      <w:pPr>
+        <w:spacing w:after="20"/>
+      </w:pPr>
+    </w:p>
+    <w:p>
+      <w:pPr>
+        <w:pStyle w:val="Title"/>
+      </w:pPr>
+      <w:r>
+        <w:t>Indizien- und Belegmatrix</w:t>
+      </w:r>
+    </w:p>
+    <w:p>
+      <w:pPr>
+        <w:pStyle w:val="Heading1"/>
+      </w:pPr>
+      <w:r>
+        <w:t>1. Erfassungsgrundlage</w:t>
+      </w:r>
+    </w:p>
+    <w:p>
+      <w:r>
+        <w:t>Die Matrix stellt Vertragswortlaut, beobachtete Durchführung und vorhandene Belege nebeneinander. Sie enthält keine abschließende Statusentscheidung. Für jeden Zeitraum ist gesondert zu prüfen, ob Nora Kleinschmidt ihre Büroserviceleistungen im eigenen Geschäftsbetrieb erbrachte oder in die Arbeitsorganisation der Bäckerei eingegliedert war.</w:t>
+      </w:r>
+    </w:p>
+    <w:tbl>
+      <w:tblPr>
+        <w:tblW w:type="auto" w:w="0"/>
+        <w:jc w:val="center"/>
+        <w:tblLayout w:type="fixed"/>
+        <w:tblLook w:firstColumn="1" w:firstRow="1" w:lastColumn="0" w:lastRow="0" w:noHBand="0" w:noVBand="1" w:val="04A0"/>
+      </w:tblPr>
+      <w:tblGrid>
+        <w:gridCol w:w="2381"/>
+        <w:gridCol w:w="2381"/>
+        <w:gridCol w:w="2381"/>
+        <w:gridCol w:w="2381"/>
+      </w:tblGrid>
+      <w:tr>
+        <w:tc>
+          <w:tcPr>
+            <w:tcW w:type="dxa" w:w="1361"/>
+            <w:shd w:fill="385A64"/>
+            <w:tcMar>
+              <w:top w:w="90" w:type="dxa"/>
+              <w:left w:w="90" w:type="dxa"/>
+              <w:bottom w:w="90" w:type="dxa"/>
+              <w:right w:w="90" w:type="dxa"/>
+            </w:tcMar>
           </w:tcPr>
           <w:p>
             <w:r>
               <w:rPr>
                 <w:rFonts w:ascii="Arial" w:hAnsi="Arial"/>
                 <w:b/>
-                <w:sz w:val="18"/>
+                <w:color w:val="FFFFFF"/>
+                <w:sz w:val="17"/>
               </w:rPr>
-              <w:t>Beschaffen bis</w:t>
+              <w:t>Prüfpunkt</w:t>
             </w:r>
           </w:p>
         </w:tc>
         <w:tc>
           <w:tcPr>
-            <w:tcW w:type="dxa" w:w="3969"/>
-            <w:shd w:fill="EAF2F3"/>
+            <w:tcW w:type="dxa" w:w="1928"/>
+            <w:shd w:fill="385A64"/>
+            <w:tcMar>
+              <w:top w:w="90" w:type="dxa"/>
+              <w:left w:w="90" w:type="dxa"/>
+              <w:bottom w:w="90" w:type="dxa"/>
+              <w:right w:w="90" w:type="dxa"/>
+            </w:tcMar>
           </w:tcPr>
           <w:p>
             <w:r>
               <w:rPr>
                 <w:rFonts w:ascii="Arial" w:hAnsi="Arial"/>
                 <w:b/>
-                <w:sz w:val="18"/>
+                <w:color w:val="FFFFFF"/>
+                <w:sz w:val="17"/>
               </w:rPr>
-              <w:t>Zweck</w:t>
+              <w:t>Vertragliche Angabe</w:t>
+            </w:r>
+          </w:p>
+        </w:tc>
+        <w:tc>
+          <w:tcPr>
+            <w:tcW w:type="dxa" w:w="2835"/>
+            <w:shd w:fill="385A64"/>
+            <w:tcMar>
+              <w:top w:w="90" w:type="dxa"/>
+              <w:left w:w="90" w:type="dxa"/>
+              <w:bottom w:w="90" w:type="dxa"/>
+              <w:right w:w="90" w:type="dxa"/>
+            </w:tcMar>
+          </w:tcPr>
+          <w:p>
+            <w:r>
+              <w:rPr>
+                <w:rFonts w:ascii="Arial" w:hAnsi="Arial"/>
+                <w:b/>
+                <w:color w:val="FFFFFF"/>
+                <w:sz w:val="17"/>
+              </w:rPr>
+              <w:t>Tatsächlicher Vorgang</w:t>
+            </w:r>
+          </w:p>
+        </w:tc>
+        <w:tc>
+          <w:tcPr>
+            <w:tcW w:type="dxa" w:w="2948"/>
+            <w:shd w:fill="385A64"/>
+            <w:tcMar>
+              <w:top w:w="90" w:type="dxa"/>
+              <w:left w:w="90" w:type="dxa"/>
+              <w:bottom w:w="90" w:type="dxa"/>
+              <w:right w:w="90" w:type="dxa"/>
+            </w:tcMar>
+          </w:tcPr>
+          <w:p>
+            <w:r>
+              <w:rPr>
+                <w:rFonts w:ascii="Arial" w:hAnsi="Arial"/>
+                <w:b/>
+                <w:color w:val="FFFFFF"/>
+                <w:sz w:val="17"/>
+              </w:rPr>
+              <w:t>Beleg / offene Nachfrage</w:t>
             </w:r>
           </w:p>
         </w:tc>
@@ -471,46 +454,89 @@
       <w:tr>
         <w:tc>
           <w:tcPr>
-            <w:tcW w:type="dxa" w:w="2948"/>
-            <w:vAlign w:val="top"/>
+            <w:tcW w:type="dxa" w:w="1361"/>
+            <w:shd w:fill="F4F6F7"/>
+            <w:tcMar>
+              <w:top w:w="90" w:type="dxa"/>
+              <w:left w:w="90" w:type="dxa"/>
+              <w:bottom w:w="90" w:type="dxa"/>
+              <w:right w:w="90" w:type="dxa"/>
+            </w:tcMar>
+            <w:vAlign w:val="center"/>
           </w:tcPr>
           <w:p>
             <w:r>
               <w:rPr>
                 <w:rFonts w:ascii="Arial" w:hAnsi="Arial"/>
-                <w:sz w:val="18"/>
+                <w:sz w:val="16"/>
               </w:rPr>
-              <w:t>Kassenrollen Münsterstraße Januar bis Juni 2026</w:t>
+              <w:t>Arbeitszeit</w:t>
             </w:r>
           </w:p>
         </w:tc>
         <w:tc>
           <w:tcPr>
-            <w:tcW w:type="dxa" w:w="1701"/>
-            <w:vAlign w:val="top"/>
+            <w:tcW w:type="dxa" w:w="1928"/>
+            <w:shd w:fill="F4F6F7"/>
+            <w:tcMar>
+              <w:top w:w="90" w:type="dxa"/>
+              <w:left w:w="90" w:type="dxa"/>
+              <w:bottom w:w="90" w:type="dxa"/>
+              <w:right w:w="90" w:type="dxa"/>
+            </w:tcMar>
+            <w:vAlign w:val="center"/>
           </w:tcPr>
           <w:p>
             <w:r>
               <w:rPr>
                 <w:rFonts w:ascii="Arial" w:hAnsi="Arial"/>
-                <w:sz w:val="18"/>
+                <w:sz w:val="16"/>
               </w:rPr>
-              <w:t>12. Juli 2026</w:t>
+              <w:t>freie Zeiteinteilung</w:t>
             </w:r>
           </w:p>
         </w:tc>
         <w:tc>
           <w:tcPr>
-            <w:tcW w:type="dxa" w:w="3969"/>
-            <w:vAlign w:val="top"/>
+            <w:tcW w:type="dxa" w:w="2835"/>
+            <w:shd w:fill="F4F6F7"/>
+            <w:tcMar>
+              <w:top w:w="90" w:type="dxa"/>
+              <w:left w:w="90" w:type="dxa"/>
+              <w:bottom w:w="90" w:type="dxa"/>
+              <w:right w:w="90" w:type="dxa"/>
+            </w:tcMar>
+            <w:vAlign w:val="center"/>
           </w:tcPr>
           <w:p>
             <w:r>
               <w:rPr>
                 <w:rFonts w:ascii="Arial" w:hAnsi="Arial"/>
-                <w:sz w:val="18"/>
+                <w:sz w:val="16"/>
               </w:rPr>
-              <w:t>Tatsächliche Anwesenheit und eigenständige Kassenverantwortung belegen</w:t>
+              <w:t>Montag bis Freitag meist 06:30 bis 10:30 Uhr im Büro der Backstube</w:t>
+            </w:r>
+          </w:p>
+        </w:tc>
+        <w:tc>
+          <w:tcPr>
+            <w:tcW w:type="dxa" w:w="2948"/>
+            <w:shd w:fill="F4F6F7"/>
+            <w:tcMar>
+              <w:top w:w="90" w:type="dxa"/>
+              <w:left w:w="90" w:type="dxa"/>
+              <w:bottom w:w="90" w:type="dxa"/>
+              <w:right w:w="90" w:type="dxa"/>
+            </w:tcMar>
+            <w:vAlign w:val="center"/>
+          </w:tcPr>
+          <w:p>
+            <w:r>
+              <w:rPr>
+                <w:rFonts w:ascii="Arial" w:hAnsi="Arial"/>
+                <w:sz w:val="16"/>
+              </w:rPr>
+              <w:t>Kassenlogin und Kalenderexport; Abweichungen 2022/23 fehlen</w:t>
             </w:r>
           </w:p>
         </w:tc>
@@ -518,46 +544,85 @@
       <w:tr>
         <w:tc>
           <w:tcPr>
-            <w:tcW w:type="dxa" w:w="2948"/>
-            <w:vAlign w:val="top"/>
+            <w:tcW w:type="dxa" w:w="1361"/>
+            <w:tcMar>
+              <w:top w:w="90" w:type="dxa"/>
+              <w:left w:w="90" w:type="dxa"/>
+              <w:bottom w:w="90" w:type="dxa"/>
+              <w:right w:w="90" w:type="dxa"/>
+            </w:tcMar>
+            <w:vAlign w:val="center"/>
           </w:tcPr>
           <w:p>
             <w:r>
               <w:rPr>
                 <w:rFonts w:ascii="Arial" w:hAnsi="Arial"/>
-                <w:sz w:val="18"/>
+                <w:sz w:val="16"/>
               </w:rPr>
-              <w:t>WhatsApp-Export Dienstplan Familie</w:t>
+              <w:t>Arbeitsort</w:t>
             </w:r>
           </w:p>
         </w:tc>
         <w:tc>
           <w:tcPr>
-            <w:tcW w:type="dxa" w:w="1701"/>
-            <w:vAlign w:val="top"/>
+            <w:tcW w:type="dxa" w:w="1928"/>
+            <w:tcMar>
+              <w:top w:w="90" w:type="dxa"/>
+              <w:left w:w="90" w:type="dxa"/>
+              <w:bottom w:w="90" w:type="dxa"/>
+              <w:right w:w="90" w:type="dxa"/>
+            </w:tcMar>
+            <w:vAlign w:val="center"/>
           </w:tcPr>
           <w:p>
             <w:r>
               <w:rPr>
                 <w:rFonts w:ascii="Arial" w:hAnsi="Arial"/>
-                <w:sz w:val="18"/>
+                <w:sz w:val="16"/>
               </w:rPr>
-              <w:t>12. Juli 2026</w:t>
+              <w:t>kein fester Ort vereinbart</w:t>
             </w:r>
           </w:p>
         </w:tc>
         <w:tc>
           <w:tcPr>
-            <w:tcW w:type="dxa" w:w="3969"/>
-            <w:vAlign w:val="top"/>
+            <w:tcW w:type="dxa" w:w="2835"/>
+            <w:tcMar>
+              <w:top w:w="90" w:type="dxa"/>
+              <w:left w:w="90" w:type="dxa"/>
+              <w:bottom w:w="90" w:type="dxa"/>
+              <w:right w:w="90" w:type="dxa"/>
+            </w:tcMar>
+            <w:vAlign w:val="center"/>
           </w:tcPr>
           <w:p>
             <w:r>
               <w:rPr>
                 <w:rFonts w:ascii="Arial" w:hAnsi="Arial"/>
-                <w:sz w:val="18"/>
+                <w:sz w:val="16"/>
               </w:rPr>
-              <w:t>Weisungen, Vertretungsentscheidungen und Urlaubsabstimmung zeigen</w:t>
+              <w:t>Buchhaltung und Kassenklärung überwiegend Lange Straße 41</w:t>
+            </w:r>
+          </w:p>
+        </w:tc>
+        <w:tc>
+          <w:tcPr>
+            <w:tcW w:type="dxa" w:w="2948"/>
+            <w:tcMar>
+              <w:top w:w="90" w:type="dxa"/>
+              <w:left w:w="90" w:type="dxa"/>
+              <w:bottom w:w="90" w:type="dxa"/>
+              <w:right w:w="90" w:type="dxa"/>
+            </w:tcMar>
+            <w:vAlign w:val="center"/>
+          </w:tcPr>
+          <w:p>
+            <w:r>
+              <w:rPr>
+                <w:rFonts w:ascii="Arial" w:hAnsi="Arial"/>
+                <w:sz w:val="16"/>
+              </w:rPr>
+              <w:t>Zugangsprotokoll; eigenes Büro Kampstraße fotografisch belegen</w:t>
             </w:r>
           </w:p>
         </w:tc>
@@ -565,60 +630,673 @@
       <w:tr>
         <w:tc>
           <w:tcPr>
-            <w:tcW w:type="dxa" w:w="2948"/>
-            <w:vAlign w:val="top"/>
+            <w:tcW w:type="dxa" w:w="1361"/>
+            <w:shd w:fill="F4F6F7"/>
+            <w:tcMar>
+              <w:top w:w="90" w:type="dxa"/>
+              <w:left w:w="90" w:type="dxa"/>
+              <w:bottom w:w="90" w:type="dxa"/>
+              <w:right w:w="90" w:type="dxa"/>
+            </w:tcMar>
+            <w:vAlign w:val="center"/>
           </w:tcPr>
           <w:p>
             <w:r>
               <w:rPr>
                 <w:rFonts w:ascii="Arial" w:hAnsi="Arial"/>
-                <w:sz w:val="18"/>
+                <w:sz w:val="16"/>
               </w:rPr>
-              <w:t>Fotos Marktstand und Belege für eigenes Zubehör</w:t>
+              <w:t>Personal</w:t>
             </w:r>
           </w:p>
         </w:tc>
         <w:tc>
           <w:tcPr>
-            <w:tcW w:type="dxa" w:w="1701"/>
-            <w:vAlign w:val="top"/>
+            <w:tcW w:type="dxa" w:w="1928"/>
+            <w:shd w:fill="F4F6F7"/>
+            <w:tcMar>
+              <w:top w:w="90" w:type="dxa"/>
+              <w:left w:w="90" w:type="dxa"/>
+              <w:bottom w:w="90" w:type="dxa"/>
+              <w:right w:w="90" w:type="dxa"/>
+            </w:tcMar>
+            <w:vAlign w:val="center"/>
           </w:tcPr>
           <w:p>
             <w:r>
               <w:rPr>
                 <w:rFonts w:ascii="Arial" w:hAnsi="Arial"/>
-                <w:sz w:val="18"/>
+                <w:sz w:val="16"/>
               </w:rPr>
-              <w:t>15. Juli 2026</w:t>
+              <w:t>nur kaufmännischer Service</w:t>
             </w:r>
           </w:p>
         </w:tc>
         <w:tc>
           <w:tcPr>
-            <w:tcW w:type="dxa" w:w="3969"/>
-            <w:vAlign w:val="top"/>
+            <w:tcW w:type="dxa" w:w="2835"/>
+            <w:shd w:fill="F4F6F7"/>
+            <w:tcMar>
+              <w:top w:w="90" w:type="dxa"/>
+              <w:left w:w="90" w:type="dxa"/>
+              <w:bottom w:w="90" w:type="dxa"/>
+              <w:right w:w="90" w:type="dxa"/>
+            </w:tcMar>
+            <w:vAlign w:val="center"/>
           </w:tcPr>
           <w:p>
             <w:r>
               <w:rPr>
                 <w:rFonts w:ascii="Arial" w:hAnsi="Arial"/>
-                <w:sz w:val="18"/>
+                <w:sz w:val="16"/>
               </w:rPr>
-              <w:t>Abgrenzung Jannes Nolden substantiieren</w:t>
+              <w:t>Urlaubsfreigaben und Einsatz bei Verkaufsausfall</w:t>
+            </w:r>
+          </w:p>
+        </w:tc>
+        <w:tc>
+          <w:tcPr>
+            <w:tcW w:type="dxa" w:w="2948"/>
+            <w:shd w:fill="F4F6F7"/>
+            <w:tcMar>
+              <w:top w:w="90" w:type="dxa"/>
+              <w:left w:w="90" w:type="dxa"/>
+              <w:bottom w:w="90" w:type="dxa"/>
+              <w:right w:w="90" w:type="dxa"/>
+            </w:tcMar>
+            <w:vAlign w:val="center"/>
+          </w:tcPr>
+          <w:p>
+            <w:r>
+              <w:rPr>
+                <w:rFonts w:ascii="Arial" w:hAnsi="Arial"/>
+                <w:sz w:val="16"/>
+              </w:rPr>
+              <w:t>Dienstpläne KW 10 bis 18/2026; Befragung Filialleiterin</w:t>
+            </w:r>
+          </w:p>
+        </w:tc>
+      </w:tr>
+      <w:tr>
+        <w:tc>
+          <w:tcPr>
+            <w:tcW w:type="dxa" w:w="1361"/>
+            <w:tcMar>
+              <w:top w:w="90" w:type="dxa"/>
+              <w:left w:w="90" w:type="dxa"/>
+              <w:bottom w:w="90" w:type="dxa"/>
+              <w:right w:w="90" w:type="dxa"/>
+            </w:tcMar>
+            <w:vAlign w:val="center"/>
+          </w:tcPr>
+          <w:p>
+            <w:r>
+              <w:rPr>
+                <w:rFonts w:ascii="Arial" w:hAnsi="Arial"/>
+                <w:sz w:val="16"/>
+              </w:rPr>
+              <w:t>Vergütung</w:t>
+            </w:r>
+          </w:p>
+        </w:tc>
+        <w:tc>
+          <w:tcPr>
+            <w:tcW w:type="dxa" w:w="1928"/>
+            <w:tcMar>
+              <w:top w:w="90" w:type="dxa"/>
+              <w:left w:w="90" w:type="dxa"/>
+              <w:bottom w:w="90" w:type="dxa"/>
+              <w:right w:w="90" w:type="dxa"/>
+            </w:tcMar>
+            <w:vAlign w:val="center"/>
+          </w:tcPr>
+          <w:p>
+            <w:r>
+              <w:rPr>
+                <w:rFonts w:ascii="Arial" w:hAnsi="Arial"/>
+                <w:sz w:val="16"/>
+              </w:rPr>
+              <w:t>monatliche Pauschale 3200 Euro zuzüglich Umsatzsteuer</w:t>
+            </w:r>
+          </w:p>
+        </w:tc>
+        <w:tc>
+          <w:tcPr>
+            <w:tcW w:type="dxa" w:w="2835"/>
+            <w:tcMar>
+              <w:top w:w="90" w:type="dxa"/>
+              <w:left w:w="90" w:type="dxa"/>
+              <w:bottom w:w="90" w:type="dxa"/>
+              <w:right w:w="90" w:type="dxa"/>
+            </w:tcMar>
+            <w:vAlign w:val="center"/>
+          </w:tcPr>
+          <w:p>
+            <w:r>
+              <w:rPr>
+                <w:rFonts w:ascii="Arial" w:hAnsi="Arial"/>
+                <w:sz w:val="16"/>
+              </w:rPr>
+              <w:t>gleichbleibende Zahlung auch bei Urlaub; einzelne Zusatzrechnungen</w:t>
+            </w:r>
+          </w:p>
+        </w:tc>
+        <w:tc>
+          <w:tcPr>
+            <w:tcW w:type="dxa" w:w="2948"/>
+            <w:tcMar>
+              <w:top w:w="90" w:type="dxa"/>
+              <w:left w:w="90" w:type="dxa"/>
+              <w:bottom w:w="90" w:type="dxa"/>
+              <w:right w:w="90" w:type="dxa"/>
+            </w:tcMar>
+            <w:vAlign w:val="center"/>
+          </w:tcPr>
+          <w:p>
+            <w:r>
+              <w:rPr>
+                <w:rFonts w:ascii="Arial" w:hAnsi="Arial"/>
+                <w:sz w:val="16"/>
+              </w:rPr>
+              <w:t>Rechnungen und Kontoauszüge 2022 bis 2026</w:t>
+            </w:r>
+          </w:p>
+        </w:tc>
+      </w:tr>
+      <w:tr>
+        <w:tc>
+          <w:tcPr>
+            <w:tcW w:type="dxa" w:w="1361"/>
+            <w:shd w:fill="F4F6F7"/>
+            <w:tcMar>
+              <w:top w:w="90" w:type="dxa"/>
+              <w:left w:w="90" w:type="dxa"/>
+              <w:bottom w:w="90" w:type="dxa"/>
+              <w:right w:w="90" w:type="dxa"/>
+            </w:tcMar>
+            <w:vAlign w:val="center"/>
+          </w:tcPr>
+          <w:p>
+            <w:r>
+              <w:rPr>
+                <w:rFonts w:ascii="Arial" w:hAnsi="Arial"/>
+                <w:sz w:val="16"/>
+              </w:rPr>
+              <w:t>Vertretung</w:t>
+            </w:r>
+          </w:p>
+        </w:tc>
+        <w:tc>
+          <w:tcPr>
+            <w:tcW w:type="dxa" w:w="1928"/>
+            <w:shd w:fill="F4F6F7"/>
+            <w:tcMar>
+              <w:top w:w="90" w:type="dxa"/>
+              <w:left w:w="90" w:type="dxa"/>
+              <w:bottom w:w="90" w:type="dxa"/>
+              <w:right w:w="90" w:type="dxa"/>
+            </w:tcMar>
+            <w:vAlign w:val="center"/>
+          </w:tcPr>
+          <w:p>
+            <w:r>
+              <w:rPr>
+                <w:rFonts w:ascii="Arial" w:hAnsi="Arial"/>
+                <w:sz w:val="16"/>
+              </w:rPr>
+              <w:t>Einsatz Dritter zulässig</w:t>
+            </w:r>
+          </w:p>
+        </w:tc>
+        <w:tc>
+          <w:tcPr>
+            <w:tcW w:type="dxa" w:w="2835"/>
+            <w:shd w:fill="F4F6F7"/>
+            <w:tcMar>
+              <w:top w:w="90" w:type="dxa"/>
+              <w:left w:w="90" w:type="dxa"/>
+              <w:bottom w:w="90" w:type="dxa"/>
+              <w:right w:w="90" w:type="dxa"/>
+            </w:tcMar>
+            <w:vAlign w:val="center"/>
+          </w:tcPr>
+          <w:p>
+            <w:r>
+              <w:rPr>
+                <w:rFonts w:ascii="Arial" w:hAnsi="Arial"/>
+                <w:sz w:val="16"/>
+              </w:rPr>
+              <w:t>bisher keine Vertretung; Mutter übernahm bei Krankheit einzelne Kassenlisten</w:t>
+            </w:r>
+          </w:p>
+        </w:tc>
+        <w:tc>
+          <w:tcPr>
+            <w:tcW w:type="dxa" w:w="2948"/>
+            <w:shd w:fill="F4F6F7"/>
+            <w:tcMar>
+              <w:top w:w="90" w:type="dxa"/>
+              <w:left w:w="90" w:type="dxa"/>
+              <w:bottom w:w="90" w:type="dxa"/>
+              <w:right w:w="90" w:type="dxa"/>
+            </w:tcMar>
+            <w:vAlign w:val="center"/>
+          </w:tcPr>
+          <w:p>
+            <w:r>
+              <w:rPr>
+                <w:rFonts w:ascii="Arial" w:hAnsi="Arial"/>
+                <w:sz w:val="16"/>
+              </w:rPr>
+              <w:t>Krankheitswoche November 2024 aufklären</w:t>
+            </w:r>
+          </w:p>
+        </w:tc>
+      </w:tr>
+      <w:tr>
+        <w:tc>
+          <w:tcPr>
+            <w:tcW w:type="dxa" w:w="1361"/>
+            <w:tcMar>
+              <w:top w:w="90" w:type="dxa"/>
+              <w:left w:w="90" w:type="dxa"/>
+              <w:bottom w:w="90" w:type="dxa"/>
+              <w:right w:w="90" w:type="dxa"/>
+            </w:tcMar>
+            <w:vAlign w:val="center"/>
+          </w:tcPr>
+          <w:p>
+            <w:r>
+              <w:rPr>
+                <w:rFonts w:ascii="Arial" w:hAnsi="Arial"/>
+                <w:sz w:val="16"/>
+              </w:rPr>
+              <w:t>Fremdkunden</w:t>
+            </w:r>
+          </w:p>
+        </w:tc>
+        <w:tc>
+          <w:tcPr>
+            <w:tcW w:type="dxa" w:w="1928"/>
+            <w:tcMar>
+              <w:top w:w="90" w:type="dxa"/>
+              <w:left w:w="90" w:type="dxa"/>
+              <w:bottom w:w="90" w:type="dxa"/>
+              <w:right w:w="90" w:type="dxa"/>
+            </w:tcMar>
+            <w:vAlign w:val="center"/>
+          </w:tcPr>
+          <w:p>
+            <w:r>
+              <w:rPr>
+                <w:rFonts w:ascii="Arial" w:hAnsi="Arial"/>
+                <w:sz w:val="16"/>
+              </w:rPr>
+              <w:t>eigener Marktauftritt</w:t>
+            </w:r>
+          </w:p>
+        </w:tc>
+        <w:tc>
+          <w:tcPr>
+            <w:tcW w:type="dxa" w:w="2835"/>
+            <w:tcMar>
+              <w:top w:w="90" w:type="dxa"/>
+              <w:left w:w="90" w:type="dxa"/>
+              <w:bottom w:w="90" w:type="dxa"/>
+              <w:right w:w="90" w:type="dxa"/>
+            </w:tcMar>
+            <w:vAlign w:val="center"/>
+          </w:tcPr>
+          <w:p>
+            <w:r>
+              <w:rPr>
+                <w:rFonts w:ascii="Arial" w:hAnsi="Arial"/>
+                <w:sz w:val="16"/>
+              </w:rPr>
+              <w:t>Friseursalon Elbe und Hofladen Rottmann mit kleinen Quartalsaufträgen</w:t>
+            </w:r>
+          </w:p>
+        </w:tc>
+        <w:tc>
+          <w:tcPr>
+            <w:tcW w:type="dxa" w:w="2948"/>
+            <w:tcMar>
+              <w:top w:w="90" w:type="dxa"/>
+              <w:left w:w="90" w:type="dxa"/>
+              <w:bottom w:w="90" w:type="dxa"/>
+              <w:right w:w="90" w:type="dxa"/>
+            </w:tcMar>
+            <w:vAlign w:val="center"/>
+          </w:tcPr>
+          <w:p>
+            <w:r>
+              <w:rPr>
+                <w:rFonts w:ascii="Arial" w:hAnsi="Arial"/>
+                <w:sz w:val="16"/>
+              </w:rPr>
+              <w:t>Verträge, Rechnungen, Kalender und Zahlungsnachweise</w:t>
+            </w:r>
+          </w:p>
+        </w:tc>
+      </w:tr>
+      <w:tr>
+        <w:tc>
+          <w:tcPr>
+            <w:tcW w:type="dxa" w:w="1361"/>
+            <w:shd w:fill="F4F6F7"/>
+            <w:tcMar>
+              <w:top w:w="90" w:type="dxa"/>
+              <w:left w:w="90" w:type="dxa"/>
+              <w:bottom w:w="90" w:type="dxa"/>
+              <w:right w:w="90" w:type="dxa"/>
+            </w:tcMar>
+            <w:vAlign w:val="center"/>
+          </w:tcPr>
+          <w:p>
+            <w:r>
+              <w:rPr>
+                <w:rFonts w:ascii="Arial" w:hAnsi="Arial"/>
+                <w:sz w:val="16"/>
+              </w:rPr>
+              <w:t>Betriebsmittel</w:t>
+            </w:r>
+          </w:p>
+        </w:tc>
+        <w:tc>
+          <w:tcPr>
+            <w:tcW w:type="dxa" w:w="1928"/>
+            <w:shd w:fill="F4F6F7"/>
+            <w:tcMar>
+              <w:top w:w="90" w:type="dxa"/>
+              <w:left w:w="90" w:type="dxa"/>
+              <w:bottom w:w="90" w:type="dxa"/>
+              <w:right w:w="90" w:type="dxa"/>
+            </w:tcMar>
+            <w:vAlign w:val="center"/>
+          </w:tcPr>
+          <w:p>
+            <w:r>
+              <w:rPr>
+                <w:rFonts w:ascii="Arial" w:hAnsi="Arial"/>
+                <w:sz w:val="16"/>
+              </w:rPr>
+              <w:t>eigener Laptop und Software</w:t>
+            </w:r>
+          </w:p>
+        </w:tc>
+        <w:tc>
+          <w:tcPr>
+            <w:tcW w:type="dxa" w:w="2835"/>
+            <w:shd w:fill="F4F6F7"/>
+            <w:tcMar>
+              <w:top w:w="90" w:type="dxa"/>
+              <w:left w:w="90" w:type="dxa"/>
+              <w:bottom w:w="90" w:type="dxa"/>
+              <w:right w:w="90" w:type="dxa"/>
+            </w:tcMar>
+            <w:vAlign w:val="center"/>
+          </w:tcPr>
+          <w:p>
+            <w:r>
+              <w:rPr>
+                <w:rFonts w:ascii="Arial" w:hAnsi="Arial"/>
+                <w:sz w:val="16"/>
+              </w:rPr>
+              <w:t>Bäckerei-Mail, Büro, Kassenzugang; eigener Laptop für Auswertung</w:t>
+            </w:r>
+          </w:p>
+        </w:tc>
+        <w:tc>
+          <w:tcPr>
+            <w:tcW w:type="dxa" w:w="2948"/>
+            <w:shd w:fill="F4F6F7"/>
+            <w:tcMar>
+              <w:top w:w="90" w:type="dxa"/>
+              <w:left w:w="90" w:type="dxa"/>
+              <w:bottom w:w="90" w:type="dxa"/>
+              <w:right w:w="90" w:type="dxa"/>
+            </w:tcMar>
+            <w:vAlign w:val="center"/>
+          </w:tcPr>
+          <w:p>
+            <w:r>
+              <w:rPr>
+                <w:rFonts w:ascii="Arial" w:hAnsi="Arial"/>
+                <w:sz w:val="16"/>
+              </w:rPr>
+              <w:t>Lizenzrechnungen und Gerätezuordnung</w:t>
+            </w:r>
+          </w:p>
+        </w:tc>
+      </w:tr>
+      <w:tr>
+        <w:tc>
+          <w:tcPr>
+            <w:tcW w:type="dxa" w:w="1361"/>
+            <w:tcMar>
+              <w:top w:w="90" w:type="dxa"/>
+              <w:left w:w="90" w:type="dxa"/>
+              <w:bottom w:w="90" w:type="dxa"/>
+              <w:right w:w="90" w:type="dxa"/>
+            </w:tcMar>
+            <w:vAlign w:val="center"/>
+          </w:tcPr>
+          <w:p>
+            <w:r>
+              <w:rPr>
+                <w:rFonts w:ascii="Arial" w:hAnsi="Arial"/>
+                <w:sz w:val="16"/>
+              </w:rPr>
+              <w:t>Unternehmerrisiko</w:t>
+            </w:r>
+          </w:p>
+        </w:tc>
+        <w:tc>
+          <w:tcPr>
+            <w:tcW w:type="dxa" w:w="1928"/>
+            <w:tcMar>
+              <w:top w:w="90" w:type="dxa"/>
+              <w:left w:w="90" w:type="dxa"/>
+              <w:bottom w:w="90" w:type="dxa"/>
+              <w:right w:w="90" w:type="dxa"/>
+            </w:tcMar>
+            <w:vAlign w:val="center"/>
+          </w:tcPr>
+          <w:p>
+            <w:r>
+              <w:rPr>
+                <w:rFonts w:ascii="Arial" w:hAnsi="Arial"/>
+                <w:sz w:val="16"/>
+              </w:rPr>
+              <w:t>eigene Kosten und Haftung</w:t>
+            </w:r>
+          </w:p>
+        </w:tc>
+        <w:tc>
+          <w:tcPr>
+            <w:tcW w:type="dxa" w:w="2835"/>
+            <w:tcMar>
+              <w:top w:w="90" w:type="dxa"/>
+              <w:left w:w="90" w:type="dxa"/>
+              <w:bottom w:w="90" w:type="dxa"/>
+              <w:right w:w="90" w:type="dxa"/>
+            </w:tcMar>
+            <w:vAlign w:val="center"/>
+          </w:tcPr>
+          <w:p>
+            <w:r>
+              <w:rPr>
+                <w:rFonts w:ascii="Arial" w:hAnsi="Arial"/>
+                <w:sz w:val="16"/>
+              </w:rPr>
+              <w:t>Berufshaftpflicht und Steuerberaterkosten; keine erfolgsabhängige Vergütung</w:t>
+            </w:r>
+          </w:p>
+        </w:tc>
+        <w:tc>
+          <w:tcPr>
+            <w:tcW w:type="dxa" w:w="2948"/>
+            <w:tcMar>
+              <w:top w:w="90" w:type="dxa"/>
+              <w:left w:w="90" w:type="dxa"/>
+              <w:bottom w:w="90" w:type="dxa"/>
+              <w:right w:w="90" w:type="dxa"/>
+            </w:tcMar>
+            <w:vAlign w:val="center"/>
+          </w:tcPr>
+          <w:p>
+            <w:r>
+              <w:rPr>
+                <w:rFonts w:ascii="Arial" w:hAnsi="Arial"/>
+                <w:sz w:val="16"/>
+              </w:rPr>
+              <w:t>Versicherungsschein, Kostenjournal, Nachbesserungsfälle</w:t>
+            </w:r>
+          </w:p>
+        </w:tc>
+      </w:tr>
+      <w:tr>
+        <w:tc>
+          <w:tcPr>
+            <w:tcW w:type="dxa" w:w="1361"/>
+            <w:shd w:fill="F4F6F7"/>
+            <w:tcMar>
+              <w:top w:w="90" w:type="dxa"/>
+              <w:left w:w="90" w:type="dxa"/>
+              <w:bottom w:w="90" w:type="dxa"/>
+              <w:right w:w="90" w:type="dxa"/>
+            </w:tcMar>
+            <w:vAlign w:val="center"/>
+          </w:tcPr>
+          <w:p>
+            <w:r>
+              <w:rPr>
+                <w:rFonts w:ascii="Arial" w:hAnsi="Arial"/>
+                <w:sz w:val="16"/>
+              </w:rPr>
+              <w:t>Familienabrede</w:t>
+            </w:r>
+          </w:p>
+        </w:tc>
+        <w:tc>
+          <w:tcPr>
+            <w:tcW w:type="dxa" w:w="1928"/>
+            <w:shd w:fill="F4F6F7"/>
+            <w:tcMar>
+              <w:top w:w="90" w:type="dxa"/>
+              <w:left w:w="90" w:type="dxa"/>
+              <w:bottom w:w="90" w:type="dxa"/>
+              <w:right w:w="90" w:type="dxa"/>
+            </w:tcMar>
+            <w:vAlign w:val="center"/>
+          </w:tcPr>
+          <w:p>
+            <w:r>
+              <w:rPr>
+                <w:rFonts w:ascii="Arial" w:hAnsi="Arial"/>
+                <w:sz w:val="16"/>
+              </w:rPr>
+              <w:t>schriftlicher Dienstleistungsvertrag</w:t>
+            </w:r>
+          </w:p>
+        </w:tc>
+        <w:tc>
+          <w:tcPr>
+            <w:tcW w:type="dxa" w:w="2835"/>
+            <w:shd w:fill="F4F6F7"/>
+            <w:tcMar>
+              <w:top w:w="90" w:type="dxa"/>
+              <w:left w:w="90" w:type="dxa"/>
+              <w:bottom w:w="90" w:type="dxa"/>
+              <w:right w:w="90" w:type="dxa"/>
+            </w:tcMar>
+            <w:vAlign w:val="center"/>
+          </w:tcPr>
+          <w:p>
+            <w:r>
+              <w:rPr>
+                <w:rFonts w:ascii="Arial" w:hAnsi="Arial"/>
+                <w:sz w:val="16"/>
+              </w:rPr>
+              <w:t>Personalfragen häufig mit den Eltern abgestimmt</w:t>
+            </w:r>
+          </w:p>
+        </w:tc>
+        <w:tc>
+          <w:tcPr>
+            <w:tcW w:type="dxa" w:w="2948"/>
+            <w:shd w:fill="F4F6F7"/>
+            <w:tcMar>
+              <w:top w:w="90" w:type="dxa"/>
+              <w:left w:w="90" w:type="dxa"/>
+              <w:bottom w:w="90" w:type="dxa"/>
+              <w:right w:w="90" w:type="dxa"/>
+            </w:tcMar>
+            <w:vAlign w:val="center"/>
+          </w:tcPr>
+          <w:p>
+            <w:r>
+              <w:rPr>
+                <w:rFonts w:ascii="Arial" w:hAnsi="Arial"/>
+                <w:sz w:val="16"/>
+              </w:rPr>
+              <w:t>E-Mail-Verläufe und Zeugen ohne nachträgliche Vereinheitlichung</w:t>
             </w:r>
           </w:p>
         </w:tc>
       </w:tr>
     </w:tbl>
-    <w:p/>
+    <w:p>
+      <w:pPr>
+        <w:spacing w:after="20"/>
+      </w:pPr>
+    </w:p>
+    <w:p>
+      <w:pPr>
+        <w:pStyle w:val="Heading1"/>
+      </w:pPr>
+      <w:r>
+        <w:t>2. Noch durchzuführende Tatsachenklärung</w:t>
+      </w:r>
+    </w:p>
+    <w:p>
+      <w:r>
+        <w:t>Nora Kleinschmidt soll für vier repräsentative Wochen aus 2022, 2024 und 2026 einen Kalenderexport liefern. Rolf und Mechthild Kleinschmidt schildern getrennt, wer Urlaubsentscheidungen traf und bei Kassendifferenzen Weisungen erteilte. Die Fremdkunden werden nur anhand vorhandener Rechnungen und Zahlungsnachweise erfasst.</w:t>
+      </w:r>
+    </w:p>
+    <w:p>
+      <w:r>
+        <w:t>Abweichungen zwischen Vertrag und Praxis werden zeitlich zugeordnet. Nachträgliche Vertragsformulierungen oder pauschale Familienerklärungen werden nicht als Ersatz für ursprüngliche Belege verwendet.</w:t>
+      </w:r>
+    </w:p>
     <w:sectPr>
-      <w:pgSz w:w="12240" w:h="15840"/>
-      <w:pgMar w:top="1134" w:right="1191" w:bottom="1134" w:left="1191" w:header="720" w:footer="720" w:gutter="0"/>
+      <w:footerReference w:type="default" r:id="rId9"/>
+      <w:pgSz w:w="11906" w:h="16838"/>
+      <w:pgMar w:top="964" w:right="1191" w:bottom="964" w:left="1191" w:header="720" w:footer="720" w:gutter="0"/>
       <w:cols w:space="720"/>
       <w:docGrid w:linePitch="360"/>
     </w:sectPr>
   </w:body>
 </w:document>
+</file>
+
+<file path=word/footer1.xml><?xml version="1.0" encoding="utf-8"?>
+<w:ftr xmlns:m="http://schemas.openxmlformats.org/officeDocument/2006/math" xmlns:mc="http://schemas.openxmlformats.org/markup-compatibility/2006" xmlns:mo="http://schemas.microsoft.com/office/mac/office/2008/main" xmlns:mv="urn:schemas-microsoft-com:mac:vml" xmlns:o="urn:schemas-microsoft-com:office:office" xmlns:r="http://schemas.openxmlformats.org/officeDocument/2006/relationships" xmlns:v="urn:schemas-microsoft-com:vml" xmlns:w10="urn:schemas-microsoft-com:office:word" xmlns:w14="http://schemas.microsoft.com/office/word/2010/wordml" xmlns:w="http://schemas.openxmlformats.org/wordprocessingml/2006/main" xmlns:wne="http://schemas.microsoft.com/office/word/2006/wordml" xmlns:wp14="http://schemas.microsoft.com/office/word/2010/wordprocessingDrawing" xmlns:wp="http://schemas.openxmlformats.org/drawingml/2006/wordprocessingDrawing" xmlns:wpc="http://schemas.microsoft.com/office/word/2010/wordprocessingCanvas" xmlns:wpg="http://schemas.microsoft.com/office/word/2010/wordprocessingGroup" xmlns:wpi="http://schemas.microsoft.com/office/word/2010/wordprocessingInk" xmlns:wps="http://schemas.microsoft.com/office/word/2010/wordprocessingShape" mc:Ignorable="w14 wp14">
+  <w:p>
+    <w:pPr>
+      <w:pStyle w:val="Footer"/>
+      <w:jc w:val="center"/>
+    </w:pPr>
+    <w:r>
+      <w:rPr>
+        <w:rFonts w:ascii="Arial" w:hAnsi="Arial"/>
+        <w:color w:val="646464"/>
+        <w:sz w:val="16"/>
+      </w:rPr>
+      <w:t>KNÜPPEL &amp; PARTNER RENTENBERATUNG · BK-LU/2026-118</w:t>
+    </w:r>
+  </w:p>
+</w:ftr>
 </file>
 
 <file path=word/numbering.xml><?xml version="1.0" encoding="utf-8"?>
@@ -985,7 +1663,7 @@
     <w:qFormat/>
     <w:rsid w:val="00FC693F"/>
     <w:pPr>
-      <w:spacing w:after="100" w:line="259" w:lineRule="auto"/>
+      <w:spacing w:after="120" w:line="259" w:lineRule="auto"/>
     </w:pPr>
     <w:rPr>
       <w:rFonts w:ascii="Arial" w:hAnsi="Arial"/>
@@ -1047,15 +1725,15 @@
     <w:pPr>
       <w:keepNext/>
       <w:keepLines/>
-      <w:spacing w:before="200" w:after="100"/>
+      <w:spacing w:before="480" w:after="0"/>
       <w:outlineLvl w:val="0"/>
     </w:pPr>
     <w:rPr>
       <w:rFonts w:asciiTheme="majorHAnsi" w:eastAsiaTheme="majorEastAsia" w:hAnsiTheme="majorHAnsi" w:cstheme="majorBidi" w:ascii="Arial" w:hAnsi="Arial"/>
       <w:b/>
       <w:bCs/>
-      <w:color w:val="365F91" w:themeColor="accent1" w:themeShade="BF"/>
-      <w:sz w:val="30"/>
+      <w:color w:val="24364B"/>
+      <w:sz w:val="26"/>
       <w:szCs w:val="28"/>
     </w:rPr>
   </w:style>
@@ -1071,15 +1749,15 @@
     <w:pPr>
       <w:keepNext/>
       <w:keepLines/>
-      <w:spacing w:before="200" w:after="100"/>
+      <w:spacing w:before="200" w:after="0"/>
       <w:outlineLvl w:val="1"/>
     </w:pPr>
     <w:rPr>
       <w:rFonts w:asciiTheme="majorHAnsi" w:eastAsiaTheme="majorEastAsia" w:hAnsiTheme="majorHAnsi" w:cstheme="majorBidi" w:ascii="Arial" w:hAnsi="Arial"/>
       <w:b/>
       <w:bCs/>
-      <w:color w:val="4F81BD" w:themeColor="accent1"/>
-      <w:sz w:val="24"/>
+      <w:color w:val="385A64"/>
+      <w:sz w:val="22"/>
       <w:szCs w:val="26"/>
     </w:rPr>
   </w:style>
@@ -1340,11 +2018,12 @@
       <w:contextualSpacing/>
     </w:pPr>
     <w:rPr>
-      <w:rFonts w:asciiTheme="majorHAnsi" w:eastAsiaTheme="majorEastAsia" w:hAnsiTheme="majorHAnsi" w:cstheme="majorBidi"/>
-      <w:color w:val="17365D" w:themeColor="text2" w:themeShade="BF"/>
+      <w:rFonts w:asciiTheme="majorHAnsi" w:eastAsiaTheme="majorEastAsia" w:hAnsiTheme="majorHAnsi" w:cstheme="majorBidi" w:ascii="Arial" w:hAnsi="Arial"/>
+      <w:b/>
+      <w:color w:val="24364B"/>
       <w:spacing w:val="5"/>
       <w:kern w:val="28"/>
-      <w:sz w:val="52"/>
+      <w:sz w:val="36"/>
       <w:szCs w:val="52"/>
     </w:rPr>
   </w:style>
